--- a/docs/PRD.docx
+++ b/docs/PRD.docx
@@ -30,7 +30,7 @@
           <w:sz w:val="52"/>
           <w:szCs w:val="52"/>
         </w:rPr>
-        <w:t xml:space="preserve">직무 메모리</w:t>
+        <w:t xml:space="preserve">ON_메모리</w:t>
       </w:r>
     </w:p>
     <w:p>
@@ -195,7 +195,7 @@
                 <w:sz w:val="18"/>
                 <w:szCs w:val="18"/>
               </w:rPr>
-              <w:t xml:space="preserve">docs/직무메모리_AI업무승계비서_기획서_v2.docx (상세 명세), README.md (구현 현황), docs/PRD.md (본 문서의 마크다운 원본)</w:t>
+              <w:t xml:space="preserve">docs/ON_메모리_AI업무승계비서_기획서_v2.docx (상세 명세), README.md (구현 현황), docs/PRD.md (본 문서의 마크다운 원본)</w:t>
             </w:r>
           </w:p>
         </w:tc>
@@ -4486,7 +4486,7 @@
         <w:sz w:val="16"/>
         <w:szCs w:val="16"/>
       </w:rPr>
-      <w:t xml:space="preserve">직무 메모리 PRD v1.0</w:t>
+      <w:t xml:space="preserve">ON_메모리 PRD v1.0</w:t>
     </w:r>
   </w:p>
 </w:hdr>

--- a/docs/PRD.docx
+++ b/docs/PRD.docx
@@ -30,7 +30,7 @@
           <w:sz w:val="52"/>
           <w:szCs w:val="52"/>
         </w:rPr>
-        <w:t xml:space="preserve">ON_메모리</w:t>
+        <w:t xml:space="preserve">직무 메모리</w:t>
       </w:r>
     </w:p>
     <w:p>
@@ -195,7 +195,7 @@
                 <w:sz w:val="18"/>
                 <w:szCs w:val="18"/>
               </w:rPr>
-              <w:t xml:space="preserve">docs/ON_메모리_AI업무승계비서_기획서_v2.docx (상세 명세), README.md (구현 현황), docs/PRD.md (본 문서의 마크다운 원본)</w:t>
+              <w:t xml:space="preserve">docs/직무메모리_AI업무승계비서_기획서_v2.docx (상세 명세), README.md (구현 현황), docs/PRD.md (본 문서의 마크다운 원본)</w:t>
             </w:r>
           </w:p>
         </w:tc>
@@ -4486,7 +4486,7 @@
         <w:sz w:val="16"/>
         <w:szCs w:val="16"/>
       </w:rPr>
-      <w:t xml:space="preserve">ON_메모리 PRD v1.0</w:t>
+      <w:t xml:space="preserve">직무 메모리 PRD v1.0</w:t>
     </w:r>
   </w:p>
 </w:hdr>
